--- a/en/wisdom-stories/not-leaving-the-right-path.docx
+++ b/en/wisdom-stories/not-leaving-the-right-path.docx
@@ -13,7 +13,7 @@
     <w:p>
       <w:pPr/>
       <w:r>
-        <w:t>Once there was a man who had grown tired of wasting his days in idleness and living off his inheritance. Wanting to lead an honest life and stay on the right path, he went to the king for advice.</w:t>
+        <w:t>Once there was a man who had grown tired of wasting his days in idleness and living off his inheritance. Wanting to live honestly, he went to the king and asked him to show him the way.</w:t>
       </w:r>
     </w:p>
     <w:p>
@@ -65,7 +65,7 @@
         <w:spacing w:after="80"/>
       </w:pPr>
       <w:r>
-        <w:t>That day the city was bustling with a crowded market, but the man replied:</w:t>
+        <w:t>That day the city was packed with a market crowd so thick that a thrown needle would not have reached the ground, but the man replied:</w:t>
       </w:r>
     </w:p>
     <w:p>
@@ -73,7 +73,7 @@
         <w:spacing w:after="80"/>
       </w:pPr>
       <w:r>
-        <w:t>“Nothing, Your Majesty. I was watching the oil so carefully that I never looked away from the jar.”</w:t>
+        <w:t>“Nothing, Your Majesty. I was so afraid for my life and so careful not to spill the oil that I could not look away from the jar for a moment.”</w:t>
       </w:r>
     </w:p>
     <w:p>
@@ -89,7 +89,7 @@
         <w:keepNext/>
       </w:pPr>
       <w:r>
-        <w:t>“Remember that. Give the same care to what is right, devote yourself to your duties, and remember that Allah sees you. Then you will not lose your way.”</w:t>
+        <w:t>“If you are this careful in every task you do and in every duty given to you, devote yourself to your work, and never forget that Allah’s eye is always upon you, you will never leave the right path.”</w:t>
       </w:r>
     </w:p>
     <w:p>
@@ -102,11 +102,9 @@
         <w:rPr>
           <w:b/>
         </w:rPr>
-        <w:t>Moral:</w:t>
+        <w:t>Moral: A person who gives full attention to every task, and does not forget that Allah sees him, does not stray from the right path.</w:t>
       </w:r>
-      <w:r>
-        <w:t xml:space="preserve"> A person who gives full attention to what is right and remembers that Allah sees his actions is far less likely to lose his way.</w:t>
-      </w:r>
+      <w:r/>
     </w:p>
     <w:p>
       <w:pPr>
@@ -117,7 +115,7 @@
           <w:i/>
           <w:sz w:val="18"/>
         </w:rPr>
-        <w:t>Source: Publicly available internet sources.</w:t>
+        <w:t>Stories are taken from open Internet sources; illustrations were created with AI.</w:t>
       </w:r>
     </w:p>
     <w:sectPr>
